--- a/technical_protection_of_information/практики/1/2026/Документы/9. Перечень сертифицированных средств защиты информации.docx
+++ b/technical_protection_of_information/практики/1/2026/Документы/9. Перечень сертифицированных средств защиты информации.docx
@@ -105,7 +105,7 @@
           <w:i/>
           <w:sz w:val="28"/>
         </w:rPr>
-        <w:t>Все средства защиты информации имеют действующие сертификаты соответствия ФСТЭК России, что соответствует подпунктам «в» и «г» пункта 5 Положения (постановление Правительства РФ от 03.02.2012 № 79).</w:t>
+        <w:t>Все средства защиты информации имеют действующие сертификаты соответствия ФСТЭК России, а шифровальное (криптографическое) средство — сертификат соответствия ФСБ России, что соответствует подпунктам «в» и «г» пункта 5 Положения (постановление Правительства РФ от 03.02.2012 № 79).</w:t>
       </w:r>
     </w:p>
     <w:tbl>
@@ -193,7 +193,7 @@
                 <w:b/>
                 <w:sz w:val="24"/>
               </w:rPr>
-              <w:t>Реквизиты сертификата ФСТЭК</w:t>
+              <w:t>Реквизиты сертификата соответствия</w:t>
             </w:r>
           </w:p>
         </w:tc>
@@ -441,7 +441,7 @@
                 <w:rFonts w:ascii="Times New Roman" w:hAnsi="Times New Roman"/>
                 <w:sz w:val="24"/>
               </w:rPr>
-              <w:t>СФ/124-4210 от 03.07.2025</w:t>
+              <w:t>СФ/124-4210 от 03.07.2025 (ФСБ России)</w:t>
             </w:r>
           </w:p>
         </w:tc>

--- a/technical_protection_of_information/практики/1/2026/Документы/9. Перечень сертифицированных средств защиты информации.docx
+++ b/technical_protection_of_information/практики/1/2026/Документы/9. Перечень сертифицированных средств защиты информации.docx
@@ -4,54 +4,241 @@
   <w:body>
     <w:p>
       <w:pPr>
+        <w:ind w:firstLine="0"/>
         <w:jc w:val="center"/>
       </w:pPr>
       <w:r>
         <w:rPr>
           <w:b/>
-          <w:i w:val="0"/>
-          <w:sz w:val="28"/>
         </w:rPr>
         <w:t>Общество с ограниченной ответственностью «ТехноЩит»</w:t>
       </w:r>
     </w:p>
     <w:p>
       <w:pPr>
+        <w:ind w:firstLine="0"/>
         <w:jc w:val="center"/>
       </w:pPr>
       <w:r>
         <w:rPr>
-          <w:b w:val="0"/>
-          <w:i w:val="0"/>
-          <w:sz w:val="24"/>
+          <w:b/>
         </w:rPr>
-        <w:t>ОГРН 1256196012345, ИНН 6165012345, КПП 616501001</w:t>
+        <w:t>ПЕРЕЧЕНЬ СРЕДСТВ ЗАЩИТЫ ИНФОРМАЦИИ</w:t>
       </w:r>
     </w:p>
     <w:p>
       <w:pPr>
-        <w:jc w:val="center"/>
+        <w:ind w:firstLine="0"/>
       </w:pPr>
       <w:r>
-        <w:rPr>
-          <w:b w:val="0"/>
-          <w:i w:val="0"/>
-          <w:sz w:val="24"/>
-        </w:rPr>
-        <w:t>344000, г. Ростов-на-Дону, пр. Стачки, д. 25, офис 301</w:t>
+        <w:t>01.09.2026 № СЗИ-01</w:t>
+        <w:br/>
+        <w:t>г. Ростов-на-Дону</w:t>
       </w:r>
     </w:p>
     <w:p>
       <w:pPr>
-        <w:jc w:val="center"/>
+        <w:ind w:firstLine="0"/>
+        <w:jc w:val="right"/>
       </w:pPr>
       <w:r>
-        <w:rPr>
-          <w:b w:val="0"/>
-          <w:i w:val="0"/>
-          <w:sz w:val="28"/>
-        </w:rPr>
-        <w:t>____________________________________________________________</w:t>
+        <w:t>УТВЕРЖДАЮ</w:t>
+        <w:br/>
+        <w:t>Директор ООО «ТехноЩит»</w:t>
+        <w:br/>
+        <w:t>____________ Б. Ю. Ермолаев</w:t>
+        <w:br/>
+        <w:t>01.09.2026</w:t>
+      </w:r>
+    </w:p>
+    <w:tbl>
+      <w:tblPr>
+        <w:tblStyle w:val="TableGrid"/>
+        <w:tblW w:type="auto" w:w="0"/>
+        <w:tblLayout w:type="fixed"/>
+        <w:tblLook w:firstColumn="1" w:firstRow="1" w:lastColumn="0" w:lastRow="0" w:noHBand="0" w:noVBand="1" w:val="04A0"/>
+      </w:tblPr>
+      <w:tblGrid>
+        <w:gridCol w:w="3118"/>
+        <w:gridCol w:w="3118"/>
+        <w:gridCol w:w="3118"/>
+      </w:tblGrid>
+      <w:tr>
+        <w:trPr>
+          <w:cantSplit/>
+          <w:tblHeader/>
+        </w:trPr>
+        <w:tc>
+          <w:tcPr>
+            <w:tcW w:type="dxa" w:w="3118"/>
+          </w:tcPr>
+          <w:p>
+            <w:pPr>
+              <w:spacing w:after="40" w:line="240" w:lineRule="auto"/>
+              <w:ind w:firstLine="0"/>
+            </w:pPr>
+            <w:r>
+              <w:rPr>
+                <w:sz w:val="22"/>
+              </w:rPr>
+              <w:t>Средство</w:t>
+            </w:r>
+          </w:p>
+        </w:tc>
+        <w:tc>
+          <w:tcPr>
+            <w:tcW w:type="dxa" w:w="3118"/>
+          </w:tcPr>
+          <w:p>
+            <w:pPr>
+              <w:spacing w:after="40" w:line="240" w:lineRule="auto"/>
+              <w:ind w:firstLine="0"/>
+            </w:pPr>
+            <w:r>
+              <w:rPr>
+                <w:sz w:val="22"/>
+              </w:rPr>
+              <w:t>Назначение</w:t>
+            </w:r>
+          </w:p>
+        </w:tc>
+        <w:tc>
+          <w:tcPr>
+            <w:tcW w:type="dxa" w:w="3118"/>
+          </w:tcPr>
+          <w:p>
+            <w:pPr>
+              <w:spacing w:after="40" w:line="240" w:lineRule="auto"/>
+              <w:ind w:firstLine="0"/>
+            </w:pPr>
+            <w:r>
+              <w:rPr>
+                <w:sz w:val="22"/>
+              </w:rPr>
+              <w:t>Реквизиты изготовителя</w:t>
+            </w:r>
+          </w:p>
+        </w:tc>
+      </w:tr>
+      <w:tr>
+        <w:trPr>
+          <w:cantSplit/>
+        </w:trPr>
+        <w:tc>
+          <w:tcPr>
+            <w:tcW w:type="dxa" w:w="3118"/>
+          </w:tcPr>
+          <w:p>
+            <w:pPr>
+              <w:spacing w:after="40" w:line="240" w:lineRule="auto"/>
+              <w:ind w:firstLine="0"/>
+            </w:pPr>
+            <w:r>
+              <w:rPr>
+                <w:sz w:val="22"/>
+              </w:rPr>
+              <w:t>Astra Linux Special Edition 1.8</w:t>
+            </w:r>
+          </w:p>
+        </w:tc>
+        <w:tc>
+          <w:tcPr>
+            <w:tcW w:type="dxa" w:w="3118"/>
+          </w:tcPr>
+          <w:p>
+            <w:pPr>
+              <w:spacing w:after="40" w:line="240" w:lineRule="auto"/>
+              <w:ind w:firstLine="0"/>
+            </w:pPr>
+            <w:r>
+              <w:rPr>
+                <w:sz w:val="22"/>
+              </w:rPr>
+              <w:t>ОС, именные учётные записи, управление доступом, журналирование</w:t>
+            </w:r>
+          </w:p>
+        </w:tc>
+        <w:tc>
+          <w:tcPr>
+            <w:tcW w:type="dxa" w:w="3118"/>
+          </w:tcPr>
+          <w:p>
+            <w:pPr>
+              <w:spacing w:after="40" w:line="240" w:lineRule="auto"/>
+              <w:ind w:firstLine="0"/>
+            </w:pPr>
+            <w:r>
+              <w:rPr>
+                <w:sz w:val="22"/>
+              </w:rPr>
+              <w:t>ФСТЭК № 2557; переоформлен 03.06.2026; действует до 27.01.2031</w:t>
+            </w:r>
+          </w:p>
+        </w:tc>
+      </w:tr>
+      <w:tr>
+        <w:trPr>
+          <w:cantSplit/>
+        </w:trPr>
+        <w:tc>
+          <w:tcPr>
+            <w:tcW w:type="dxa" w:w="3118"/>
+          </w:tcPr>
+          <w:p>
+            <w:pPr>
+              <w:spacing w:after="40" w:line="240" w:lineRule="auto"/>
+              <w:ind w:firstLine="0"/>
+            </w:pPr>
+            <w:r>
+              <w:rPr>
+                <w:sz w:val="22"/>
+              </w:rPr>
+              <w:t>Kaspersky Endpoint Security для Linux 12.4.0.1225</w:t>
+            </w:r>
+          </w:p>
+        </w:tc>
+        <w:tc>
+          <w:tcPr>
+            <w:tcW w:type="dxa" w:w="3118"/>
+          </w:tcPr>
+          <w:p>
+            <w:pPr>
+              <w:spacing w:after="40" w:line="240" w:lineRule="auto"/>
+              <w:ind w:firstLine="0"/>
+            </w:pPr>
+            <w:r>
+              <w:rPr>
+                <w:sz w:val="22"/>
+              </w:rPr>
+              <w:t>Локальная защита физических компьютеров и сервера; без Light Agent</w:t>
+            </w:r>
+          </w:p>
+        </w:tc>
+        <w:tc>
+          <w:tcPr>
+            <w:tcW w:type="dxa" w:w="3118"/>
+          </w:tcPr>
+          <w:p>
+            <w:pPr>
+              <w:spacing w:after="40" w:line="240" w:lineRule="auto"/>
+              <w:ind w:firstLine="0"/>
+            </w:pPr>
+            <w:r>
+              <w:rPr>
+                <w:sz w:val="22"/>
+              </w:rPr>
+              <w:t>ФСТЭК № 2534; сертифицированная версия поддерживается до 27.12.2030</w:t>
+            </w:r>
+          </w:p>
+        </w:tc>
+      </w:tr>
+    </w:tbl>
+    <w:p>
+      <w:pPr>
+        <w:jc w:val="both"/>
+      </w:pPr>
+      <w:r>
+        <w:t>Источники: Astra — https://astra.ru/local/ajax/download/docs/12/52600/ ; Kaspersky — https://support.kaspersky.ru/kes-for-linux/12.4.0/197645 и https://support.kaspersky.ru/corporate/lifecycle/certified-versions . Справочные копии изготовителей сохранены в папке «Материалы административной части/Источники». Сертификат продукта не является аттестатом АС и не подтверждает приобретение конкретного экземпляра.</w:t>
       </w:r>
     </w:p>
     <w:p>
@@ -59,469 +246,7 @@
         <w:jc w:val="both"/>
       </w:pPr>
       <w:r>
-        <w:rPr>
-          <w:b w:val="0"/>
-          <w:i w:val="0"/>
-          <w:sz w:val="28"/>
-        </w:rPr>
-      </w:r>
-    </w:p>
-    <w:p>
-      <w:pPr>
-        <w:spacing w:before="120"/>
-        <w:jc w:val="center"/>
-      </w:pPr>
-      <w:r>
-        <w:rPr>
-          <w:b/>
-          <w:i w:val="0"/>
-          <w:sz w:val="28"/>
-        </w:rPr>
-        <w:t>ПЕРЕЧЕНЬ</w:t>
-      </w:r>
-    </w:p>
-    <w:p>
-      <w:pPr>
-        <w:ind w:firstLine="709"/>
-        <w:jc w:val="both"/>
-      </w:pPr>
-      <w:r>
-        <w:rPr>
-          <w:b w:val="0"/>
-          <w:i w:val="0"/>
-          <w:sz w:val="28"/>
-        </w:rPr>
-        <w:t>сертифицированных средств защиты информации, используемых ООО «ТехноЩит» при выполнении работ по технической защите конфиденциальной информации</w:t>
-      </w:r>
-    </w:p>
-    <w:p>
-      <w:pPr>
-        <w:ind w:firstLine="709"/>
-        <w:jc w:val="both"/>
-      </w:pPr>
-      <w:r>
-        <w:rPr>
-          <w:b w:val="0"/>
-          <w:i/>
-          <w:sz w:val="28"/>
-        </w:rPr>
-        <w:t>Все средства защиты информации имеют действующие сертификаты соответствия ФСТЭК России, а шифровальное (криптографическое) средство — сертификат соответствия ФСБ России, что соответствует подпунктам «в» и «г» пункта 5 Положения (постановление Правительства РФ от 03.02.2012 № 79).</w:t>
-      </w:r>
-    </w:p>
-    <w:tbl>
-      <w:tblPr>
-        <w:tblStyle w:val="TableGrid"/>
-        <w:tblW w:type="auto" w:w="0"/>
-        <w:tblLook w:firstColumn="1" w:firstRow="1" w:lastColumn="0" w:lastRow="0" w:noHBand="0" w:noVBand="1" w:val="04A0"/>
-      </w:tblPr>
-      <w:tblGrid>
-        <w:gridCol w:w="2493"/>
-        <w:gridCol w:w="2493"/>
-        <w:gridCol w:w="2493"/>
-        <w:gridCol w:w="2493"/>
-      </w:tblGrid>
-      <w:tr>
-        <w:tc>
-          <w:tcPr>
-            <w:tcW w:type="dxa" w:w="2493"/>
-          </w:tcPr>
-          <w:p>
-            <w:pPr>
-              <w:jc w:val="center"/>
-            </w:pPr>
-            <w:r/>
-            <w:r>
-              <w:rPr>
-                <w:rFonts w:ascii="Times New Roman" w:hAnsi="Times New Roman"/>
-                <w:b/>
-                <w:sz w:val="24"/>
-              </w:rPr>
-              <w:t>№</w:t>
-            </w:r>
-          </w:p>
-        </w:tc>
-        <w:tc>
-          <w:tcPr>
-            <w:tcW w:type="dxa" w:w="2493"/>
-          </w:tcPr>
-          <w:p>
-            <w:pPr>
-              <w:jc w:val="center"/>
-            </w:pPr>
-            <w:r/>
-            <w:r>
-              <w:rPr>
-                <w:rFonts w:ascii="Times New Roman" w:hAnsi="Times New Roman"/>
-                <w:b/>
-                <w:sz w:val="24"/>
-              </w:rPr>
-              <w:t>Средство защиты информации</w:t>
-            </w:r>
-          </w:p>
-        </w:tc>
-        <w:tc>
-          <w:tcPr>
-            <w:tcW w:type="dxa" w:w="2493"/>
-          </w:tcPr>
-          <w:p>
-            <w:pPr>
-              <w:jc w:val="center"/>
-            </w:pPr>
-            <w:r/>
-            <w:r>
-              <w:rPr>
-                <w:rFonts w:ascii="Times New Roman" w:hAnsi="Times New Roman"/>
-                <w:b/>
-                <w:sz w:val="24"/>
-              </w:rPr>
-              <w:t>Класс / уровень</w:t>
-            </w:r>
-          </w:p>
-        </w:tc>
-        <w:tc>
-          <w:tcPr>
-            <w:tcW w:type="dxa" w:w="2493"/>
-          </w:tcPr>
-          <w:p>
-            <w:pPr>
-              <w:jc w:val="center"/>
-            </w:pPr>
-            <w:r/>
-            <w:r>
-              <w:rPr>
-                <w:rFonts w:ascii="Times New Roman" w:hAnsi="Times New Roman"/>
-                <w:b/>
-                <w:sz w:val="24"/>
-              </w:rPr>
-              <w:t>Реквизиты сертификата соответствия</w:t>
-            </w:r>
-          </w:p>
-        </w:tc>
-      </w:tr>
-      <w:tr>
-        <w:tc>
-          <w:tcPr>
-            <w:tcW w:type="dxa" w:w="2493"/>
-          </w:tcPr>
-          <w:p>
-            <w:r/>
-            <w:r>
-              <w:rPr>
-                <w:rFonts w:ascii="Times New Roman" w:hAnsi="Times New Roman"/>
-                <w:sz w:val="24"/>
-              </w:rPr>
-              <w:t>1</w:t>
-            </w:r>
-          </w:p>
-        </w:tc>
-        <w:tc>
-          <w:tcPr>
-            <w:tcW w:type="dxa" w:w="2493"/>
-          </w:tcPr>
-          <w:p>
-            <w:r/>
-            <w:r>
-              <w:rPr>
-                <w:rFonts w:ascii="Times New Roman" w:hAnsi="Times New Roman"/>
-                <w:sz w:val="24"/>
-              </w:rPr>
-              <w:t>ОС Astra Linux Special Edition 1.7</w:t>
-            </w:r>
-          </w:p>
-        </w:tc>
-        <w:tc>
-          <w:tcPr>
-            <w:tcW w:type="dxa" w:w="2493"/>
-          </w:tcPr>
-          <w:p>
-            <w:r/>
-            <w:r>
-              <w:rPr>
-                <w:rFonts w:ascii="Times New Roman" w:hAnsi="Times New Roman"/>
-                <w:sz w:val="24"/>
-              </w:rPr>
-              <w:t>4-й класс СВТ</w:t>
-            </w:r>
-          </w:p>
-        </w:tc>
-        <w:tc>
-          <w:tcPr>
-            <w:tcW w:type="dxa" w:w="2493"/>
-          </w:tcPr>
-          <w:p>
-            <w:r/>
-            <w:r>
-              <w:rPr>
-                <w:rFonts w:ascii="Times New Roman" w:hAnsi="Times New Roman"/>
-                <w:sz w:val="24"/>
-              </w:rPr>
-              <w:t>СФ/114-4123 от 18.01.2025</w:t>
-            </w:r>
-          </w:p>
-        </w:tc>
-      </w:tr>
-      <w:tr>
-        <w:tc>
-          <w:tcPr>
-            <w:tcW w:type="dxa" w:w="2493"/>
-          </w:tcPr>
-          <w:p>
-            <w:r/>
-            <w:r>
-              <w:rPr>
-                <w:rFonts w:ascii="Times New Roman" w:hAnsi="Times New Roman"/>
-                <w:sz w:val="24"/>
-              </w:rPr>
-              <w:t>2</w:t>
-            </w:r>
-          </w:p>
-        </w:tc>
-        <w:tc>
-          <w:tcPr>
-            <w:tcW w:type="dxa" w:w="2493"/>
-          </w:tcPr>
-          <w:p>
-            <w:r/>
-            <w:r>
-              <w:rPr>
-                <w:rFonts w:ascii="Times New Roman" w:hAnsi="Times New Roman"/>
-                <w:sz w:val="24"/>
-              </w:rPr>
-              <w:t>СЗИ НСД «СекретНет Studio»</w:t>
-            </w:r>
-          </w:p>
-        </w:tc>
-        <w:tc>
-          <w:tcPr>
-            <w:tcW w:type="dxa" w:w="2493"/>
-          </w:tcPr>
-          <w:p>
-            <w:r/>
-            <w:r>
-              <w:rPr>
-                <w:rFonts w:ascii="Times New Roman" w:hAnsi="Times New Roman"/>
-                <w:sz w:val="24"/>
-              </w:rPr>
-              <w:t>2-й класс СЗИ НСД</w:t>
-            </w:r>
-          </w:p>
-        </w:tc>
-        <w:tc>
-          <w:tcPr>
-            <w:tcW w:type="dxa" w:w="2493"/>
-          </w:tcPr>
-          <w:p>
-            <w:r/>
-            <w:r>
-              <w:rPr>
-                <w:rFonts w:ascii="Times New Roman" w:hAnsi="Times New Roman"/>
-                <w:sz w:val="24"/>
-              </w:rPr>
-              <w:t>СФ/124-3987 от 22.05.2025</w:t>
-            </w:r>
-          </w:p>
-        </w:tc>
-      </w:tr>
-      <w:tr>
-        <w:tc>
-          <w:tcPr>
-            <w:tcW w:type="dxa" w:w="2493"/>
-          </w:tcPr>
-          <w:p>
-            <w:r/>
-            <w:r>
-              <w:rPr>
-                <w:rFonts w:ascii="Times New Roman" w:hAnsi="Times New Roman"/>
-                <w:sz w:val="24"/>
-              </w:rPr>
-              <w:t>3</w:t>
-            </w:r>
-          </w:p>
-        </w:tc>
-        <w:tc>
-          <w:tcPr>
-            <w:tcW w:type="dxa" w:w="2493"/>
-          </w:tcPr>
-          <w:p>
-            <w:r/>
-            <w:r>
-              <w:rPr>
-                <w:rFonts w:ascii="Times New Roman" w:hAnsi="Times New Roman"/>
-                <w:sz w:val="24"/>
-              </w:rPr>
-              <w:t>Межсетевой экран АПКШ «Континент 4»</w:t>
-            </w:r>
-          </w:p>
-        </w:tc>
-        <w:tc>
-          <w:tcPr>
-            <w:tcW w:type="dxa" w:w="2493"/>
-          </w:tcPr>
-          <w:p>
-            <w:r/>
-            <w:r>
-              <w:rPr>
-                <w:rFonts w:ascii="Times New Roman" w:hAnsi="Times New Roman"/>
-                <w:sz w:val="24"/>
-              </w:rPr>
-              <w:t>4-й класс МЭ</w:t>
-            </w:r>
-          </w:p>
-        </w:tc>
-        <w:tc>
-          <w:tcPr>
-            <w:tcW w:type="dxa" w:w="2493"/>
-          </w:tcPr>
-          <w:p>
-            <w:r/>
-            <w:r>
-              <w:rPr>
-                <w:rFonts w:ascii="Times New Roman" w:hAnsi="Times New Roman"/>
-                <w:sz w:val="24"/>
-              </w:rPr>
-              <w:t>СФ/114-4501 от 10.09.2025</w:t>
-            </w:r>
-          </w:p>
-        </w:tc>
-      </w:tr>
-      <w:tr>
-        <w:tc>
-          <w:tcPr>
-            <w:tcW w:type="dxa" w:w="2493"/>
-          </w:tcPr>
-          <w:p>
-            <w:r/>
-            <w:r>
-              <w:rPr>
-                <w:rFonts w:ascii="Times New Roman" w:hAnsi="Times New Roman"/>
-                <w:sz w:val="24"/>
-              </w:rPr>
-              <w:t>4</w:t>
-            </w:r>
-          </w:p>
-        </w:tc>
-        <w:tc>
-          <w:tcPr>
-            <w:tcW w:type="dxa" w:w="2493"/>
-          </w:tcPr>
-          <w:p>
-            <w:r/>
-            <w:r>
-              <w:rPr>
-                <w:rFonts w:ascii="Times New Roman" w:hAnsi="Times New Roman"/>
-                <w:sz w:val="24"/>
-              </w:rPr>
-              <w:t>СКЗИ «VipNet Client»</w:t>
-            </w:r>
-          </w:p>
-        </w:tc>
-        <w:tc>
-          <w:tcPr>
-            <w:tcW w:type="dxa" w:w="2493"/>
-          </w:tcPr>
-          <w:p>
-            <w:r/>
-            <w:r>
-              <w:rPr>
-                <w:rFonts w:ascii="Times New Roman" w:hAnsi="Times New Roman"/>
-                <w:sz w:val="24"/>
-              </w:rPr>
-              <w:t>КС2</w:t>
-            </w:r>
-          </w:p>
-        </w:tc>
-        <w:tc>
-          <w:tcPr>
-            <w:tcW w:type="dxa" w:w="2493"/>
-          </w:tcPr>
-          <w:p>
-            <w:r/>
-            <w:r>
-              <w:rPr>
-                <w:rFonts w:ascii="Times New Roman" w:hAnsi="Times New Roman"/>
-                <w:sz w:val="24"/>
-              </w:rPr>
-              <w:t>СФ/124-4210 от 03.07.2025 (ФСБ России)</w:t>
-            </w:r>
-          </w:p>
-        </w:tc>
-      </w:tr>
-      <w:tr>
-        <w:tc>
-          <w:tcPr>
-            <w:tcW w:type="dxa" w:w="2493"/>
-          </w:tcPr>
-          <w:p>
-            <w:r/>
-            <w:r>
-              <w:rPr>
-                <w:rFonts w:ascii="Times New Roman" w:hAnsi="Times New Roman"/>
-                <w:sz w:val="24"/>
-              </w:rPr>
-              <w:t>5</w:t>
-            </w:r>
-          </w:p>
-        </w:tc>
-        <w:tc>
-          <w:tcPr>
-            <w:tcW w:type="dxa" w:w="2493"/>
-          </w:tcPr>
-          <w:p>
-            <w:r/>
-            <w:r>
-              <w:rPr>
-                <w:rFonts w:ascii="Times New Roman" w:hAnsi="Times New Roman"/>
-                <w:sz w:val="24"/>
-              </w:rPr>
-              <w:t>Средство контроля съёмных носителей «Dallas Lock»</w:t>
-            </w:r>
-          </w:p>
-        </w:tc>
-        <w:tc>
-          <w:tcPr>
-            <w:tcW w:type="dxa" w:w="2493"/>
-          </w:tcPr>
-          <w:p>
-            <w:r/>
-            <w:r>
-              <w:rPr>
-                <w:rFonts w:ascii="Times New Roman" w:hAnsi="Times New Roman"/>
-                <w:sz w:val="24"/>
-              </w:rPr>
-              <w:t>2-й класс</w:t>
-            </w:r>
-          </w:p>
-        </w:tc>
-        <w:tc>
-          <w:tcPr>
-            <w:tcW w:type="dxa" w:w="2493"/>
-          </w:tcPr>
-          <w:p>
-            <w:r/>
-            <w:r>
-              <w:rPr>
-                <w:rFonts w:ascii="Times New Roman" w:hAnsi="Times New Roman"/>
-                <w:sz w:val="24"/>
-              </w:rPr>
-              <w:t>СФ/124-4333 от 15.11.2025</w:t>
-            </w:r>
-          </w:p>
-        </w:tc>
-      </w:tr>
-    </w:tbl>
-    <w:p>
-      <w:pPr>
-        <w:spacing w:before="120"/>
-        <w:ind w:firstLine="709"/>
-        <w:jc w:val="both"/>
-      </w:pPr>
-      <w:r>
-        <w:rPr>
-          <w:b w:val="0"/>
-          <w:i w:val="0"/>
-          <w:sz w:val="28"/>
-        </w:rPr>
-        <w:t>Копии сертификатов соответствия прилагаются.</w:t>
+        <w:t>Комплекс AZ-01 — функциональная позиция акустической защиты переговорной. Его состав задаётся спецификацией, а выбор сертифицированного исполнения осуществляется при комплектовании. СКУД, видеонаблюдение и сейф относятся к физическим организационным мерам; им не присваиваются вымышленные сертификаты ФСТЭК.</w:t>
       </w:r>
     </w:p>
     <w:p>
@@ -529,60 +254,31 @@
         <w:jc w:val="both"/>
       </w:pPr>
       <w:r>
-        <w:rPr>
-          <w:b w:val="0"/>
-          <w:i w:val="0"/>
-          <w:sz w:val="28"/>
-        </w:rPr>
-      </w:r>
-    </w:p>
-    <w:p>
-      <w:pPr>
-        <w:jc w:val="left"/>
-      </w:pPr>
-      <w:r>
-        <w:rPr>
-          <w:b w:val="0"/>
-          <w:i w:val="0"/>
-          <w:sz w:val="28"/>
-        </w:rPr>
-        <w:t>Директор _________________________ / Ермолаев Б.Ю. /</w:t>
-      </w:r>
-    </w:p>
-    <w:p>
-      <w:pPr>
-        <w:jc w:val="left"/>
-      </w:pPr>
-      <w:r>
-        <w:rPr>
-          <w:b w:val="0"/>
-          <w:i w:val="0"/>
-          <w:sz w:val="28"/>
-        </w:rPr>
-        <w:t>М.П.</w:t>
-      </w:r>
-    </w:p>
-    <w:p>
-      <w:pPr>
-        <w:jc w:val="right"/>
-      </w:pPr>
-      <w:r>
-        <w:rPr>
-          <w:b w:val="0"/>
-          <w:i w:val="0"/>
-          <w:sz w:val="24"/>
-        </w:rPr>
-        <w:t>Подготовил: технический специалист Ковалев Данил Петрович</w:t>
+        <w:t>Технический специалист ________________ Ковалев Д. П.</w:t>
       </w:r>
     </w:p>
     <w:sectPr>
-      <w:pgSz w:w="12240" w:h="15840"/>
-      <w:pgMar w:top="1134" w:right="850" w:bottom="1134" w:left="1417" w:header="720" w:footer="720" w:gutter="0"/>
+      <w:headerReference w:type="default" r:id="rId9"/>
+      <w:pgSz w:w="11906" w:h="16838"/>
+      <w:pgMar w:top="1134" w:right="850" w:bottom="1134" w:left="1701" w:header="567" w:footer="720" w:gutter="0"/>
       <w:cols w:space="720"/>
+      <w:titlePg/>
       <w:docGrid w:linePitch="360"/>
     </w:sectPr>
   </w:body>
 </w:document>
+</file>
+
+<file path=word/header1.xml><?xml version="1.0" encoding="utf-8"?>
+<w:hdr xmlns:m="http://schemas.openxmlformats.org/officeDocument/2006/math" xmlns:mc="http://schemas.openxmlformats.org/markup-compatibility/2006" xmlns:mo="http://schemas.microsoft.com/office/mac/office/2008/main" xmlns:mv="urn:schemas-microsoft-com:mac:vml" xmlns:o="urn:schemas-microsoft-com:office:office" xmlns:r="http://schemas.openxmlformats.org/officeDocument/2006/relationships" xmlns:v="urn:schemas-microsoft-com:vml" xmlns:w10="urn:schemas-microsoft-com:office:word" xmlns:w14="http://schemas.microsoft.com/office/word/2010/wordml" xmlns:w="http://schemas.openxmlformats.org/wordprocessingml/2006/main" xmlns:wne="http://schemas.microsoft.com/office/word/2006/wordml" xmlns:wp14="http://schemas.microsoft.com/office/word/2010/wordprocessingDrawing" xmlns:wp="http://schemas.openxmlformats.org/drawingml/2006/wordprocessingDrawing" xmlns:wpc="http://schemas.microsoft.com/office/word/2010/wordprocessingCanvas" xmlns:wpg="http://schemas.microsoft.com/office/word/2010/wordprocessingGroup" xmlns:wpi="http://schemas.microsoft.com/office/word/2010/wordprocessingInk" xmlns:wps="http://schemas.microsoft.com/office/word/2010/wordprocessingShape" mc:Ignorable="w14 wp14">
+  <w:p>
+    <w:pPr>
+      <w:pStyle w:val="Header"/>
+      <w:jc w:val="center"/>
+    </w:pPr>
+    <w:fldSimple w:instr="PAGE"/>
+  </w:p>
+</w:hdr>
 </file>
 
 <file path=word/numbering.xml><?xml version="1.0" encoding="utf-8"?>
@@ -950,10 +646,12 @@
     <w:rsid w:val="00FC693F"/>
     <w:pPr>
       <w:spacing w:line="276" w:lineRule="auto" w:after="80"/>
+      <w:ind w:firstLine="709"/>
     </w:pPr>
     <w:rPr>
-      <w:rFonts w:ascii="Times New Roman" w:hAnsi="Times New Roman" w:eastAsia="Times New Roman"/>
-      <w:sz w:val="28"/>
+      <w:rFonts w:ascii="Times New Roman" w:hAnsi="Times New Roman" w:eastAsia="Times New Roman" w:cs="Times New Roman"/>
+      <w:color w:val="000000"/>
+      <w:sz w:val="26"/>
     </w:rPr>
   </w:style>
   <w:style w:type="paragraph" w:styleId="Header">
@@ -1015,11 +713,11 @@
       <w:outlineLvl w:val="0"/>
     </w:pPr>
     <w:rPr>
-      <w:rFonts w:asciiTheme="majorHAnsi" w:eastAsiaTheme="majorEastAsia" w:hAnsiTheme="majorHAnsi" w:cstheme="majorBidi"/>
+      <w:rFonts w:ascii="Times New Roman" w:hAnsi="Times New Roman" w:eastAsia="Times New Roman" w:cs="Times New Roman"/>
       <w:b/>
       <w:bCs/>
-      <w:color w:val="365F91" w:themeColor="accent1" w:themeShade="BF"/>
-      <w:sz w:val="28"/>
+      <w:color w:val="000000"/>
+      <w:sz w:val="24"/>
       <w:szCs w:val="28"/>
     </w:rPr>
   </w:style>
@@ -1039,11 +737,11 @@
       <w:outlineLvl w:val="1"/>
     </w:pPr>
     <w:rPr>
-      <w:rFonts w:asciiTheme="majorHAnsi" w:eastAsiaTheme="majorEastAsia" w:hAnsiTheme="majorHAnsi" w:cstheme="majorBidi"/>
+      <w:rFonts w:ascii="Times New Roman" w:hAnsi="Times New Roman" w:eastAsia="Times New Roman" w:cs="Times New Roman"/>
       <w:b/>
       <w:bCs/>
-      <w:color w:val="4F81BD" w:themeColor="accent1"/>
-      <w:sz w:val="26"/>
+      <w:color w:val="000000"/>
+      <w:sz w:val="24"/>
       <w:szCs w:val="26"/>
     </w:rPr>
   </w:style>
@@ -1063,7 +761,7 @@
       <w:outlineLvl w:val="2"/>
     </w:pPr>
     <w:rPr>
-      <w:rFonts w:asciiTheme="majorHAnsi" w:eastAsiaTheme="majorEastAsia" w:hAnsiTheme="majorHAnsi" w:cstheme="majorBidi"/>
+      <w:rFonts w:ascii="Times New Roman" w:hAnsi="Times New Roman" w:eastAsia="Times New Roman" w:cs="Times New Roman"/>
       <w:b/>
       <w:bCs/>
       <w:color w:val="4F81BD" w:themeColor="accent1"/>
@@ -1086,7 +784,7 @@
       <w:outlineLvl w:val="3"/>
     </w:pPr>
     <w:rPr>
-      <w:rFonts w:asciiTheme="majorHAnsi" w:eastAsiaTheme="majorEastAsia" w:hAnsiTheme="majorHAnsi" w:cstheme="majorBidi"/>
+      <w:rFonts w:ascii="Times New Roman" w:hAnsi="Times New Roman" w:eastAsia="Times New Roman" w:cs="Times New Roman"/>
       <w:b/>
       <w:bCs/>
       <w:i/>
@@ -1111,7 +809,7 @@
       <w:outlineLvl w:val="4"/>
     </w:pPr>
     <w:rPr>
-      <w:rFonts w:asciiTheme="majorHAnsi" w:eastAsiaTheme="majorEastAsia" w:hAnsiTheme="majorHAnsi" w:cstheme="majorBidi"/>
+      <w:rFonts w:ascii="Times New Roman" w:hAnsi="Times New Roman" w:eastAsia="Times New Roman" w:cs="Times New Roman"/>
       <w:color w:val="243F60" w:themeColor="accent1" w:themeShade="7F"/>
     </w:rPr>
   </w:style>
@@ -1132,7 +830,7 @@
       <w:outlineLvl w:val="5"/>
     </w:pPr>
     <w:rPr>
-      <w:rFonts w:asciiTheme="majorHAnsi" w:eastAsiaTheme="majorEastAsia" w:hAnsiTheme="majorHAnsi" w:cstheme="majorBidi"/>
+      <w:rFonts w:ascii="Times New Roman" w:hAnsi="Times New Roman" w:eastAsia="Times New Roman" w:cs="Times New Roman"/>
       <w:i/>
       <w:iCs/>
       <w:color w:val="243F60" w:themeColor="accent1" w:themeShade="7F"/>
@@ -1155,7 +853,7 @@
       <w:outlineLvl w:val="6"/>
     </w:pPr>
     <w:rPr>
-      <w:rFonts w:asciiTheme="majorHAnsi" w:eastAsiaTheme="majorEastAsia" w:hAnsiTheme="majorHAnsi" w:cstheme="majorBidi"/>
+      <w:rFonts w:ascii="Times New Roman" w:hAnsi="Times New Roman" w:eastAsia="Times New Roman" w:cs="Times New Roman"/>
       <w:i/>
       <w:iCs/>
       <w:color w:val="404040" w:themeColor="text1" w:themeTint="BF"/>
@@ -1178,7 +876,7 @@
       <w:outlineLvl w:val="7"/>
     </w:pPr>
     <w:rPr>
-      <w:rFonts w:asciiTheme="majorHAnsi" w:eastAsiaTheme="majorEastAsia" w:hAnsiTheme="majorHAnsi" w:cstheme="majorBidi"/>
+      <w:rFonts w:ascii="Times New Roman" w:hAnsi="Times New Roman" w:eastAsia="Times New Roman" w:cs="Times New Roman"/>
       <w:color w:val="4F81BD" w:themeColor="accent1"/>
       <w:sz w:val="20"/>
       <w:szCs w:val="20"/>
@@ -1201,7 +899,7 @@
       <w:outlineLvl w:val="8"/>
     </w:pPr>
     <w:rPr>
-      <w:rFonts w:asciiTheme="majorHAnsi" w:eastAsiaTheme="majorEastAsia" w:hAnsiTheme="majorHAnsi" w:cstheme="majorBidi"/>
+      <w:rFonts w:ascii="Times New Roman" w:hAnsi="Times New Roman" w:eastAsia="Times New Roman" w:cs="Times New Roman"/>
       <w:i/>
       <w:iCs/>
       <w:color w:val="404040" w:themeColor="text1" w:themeTint="BF"/>
@@ -1252,7 +950,7 @@
     <w:uiPriority w:val="9"/>
     <w:rsid w:val="00FC693F"/>
     <w:rPr>
-      <w:rFonts w:asciiTheme="majorHAnsi" w:eastAsiaTheme="majorEastAsia" w:hAnsiTheme="majorHAnsi" w:cstheme="majorBidi"/>
+      <w:rFonts w:ascii="Times New Roman" w:hAnsi="Times New Roman" w:eastAsia="Times New Roman" w:cs="Times New Roman"/>
       <w:b/>
       <w:bCs/>
       <w:color w:val="365F91" w:themeColor="accent1" w:themeShade="BF"/>
@@ -1267,7 +965,7 @@
     <w:uiPriority w:val="9"/>
     <w:rsid w:val="00FC693F"/>
     <w:rPr>
-      <w:rFonts w:asciiTheme="majorHAnsi" w:eastAsiaTheme="majorEastAsia" w:hAnsiTheme="majorHAnsi" w:cstheme="majorBidi"/>
+      <w:rFonts w:ascii="Times New Roman" w:hAnsi="Times New Roman" w:eastAsia="Times New Roman" w:cs="Times New Roman"/>
       <w:b/>
       <w:bCs/>
       <w:color w:val="4F81BD" w:themeColor="accent1"/>
@@ -1282,7 +980,7 @@
     <w:uiPriority w:val="9"/>
     <w:rsid w:val="00FC693F"/>
     <w:rPr>
-      <w:rFonts w:asciiTheme="majorHAnsi" w:eastAsiaTheme="majorEastAsia" w:hAnsiTheme="majorHAnsi" w:cstheme="majorBidi"/>
+      <w:rFonts w:ascii="Times New Roman" w:hAnsi="Times New Roman" w:eastAsia="Times New Roman" w:cs="Times New Roman"/>
       <w:b/>
       <w:bCs/>
       <w:color w:val="4F81BD" w:themeColor="accent1"/>
@@ -1304,8 +1002,8 @@
       <w:contextualSpacing/>
     </w:pPr>
     <w:rPr>
-      <w:rFonts w:asciiTheme="majorHAnsi" w:eastAsiaTheme="majorEastAsia" w:hAnsiTheme="majorHAnsi" w:cstheme="majorBidi"/>
-      <w:color w:val="17365D" w:themeColor="text2" w:themeShade="BF"/>
+      <w:rFonts w:ascii="Times New Roman" w:hAnsi="Times New Roman" w:eastAsia="Times New Roman" w:cs="Times New Roman"/>
+      <w:color w:val="000000"/>
       <w:spacing w:val="5"/>
       <w:kern w:val="28"/>
       <w:sz w:val="52"/>
@@ -1319,7 +1017,7 @@
     <w:uiPriority w:val="10"/>
     <w:rsid w:val="00FC693F"/>
     <w:rPr>
-      <w:rFonts w:asciiTheme="majorHAnsi" w:eastAsiaTheme="majorEastAsia" w:hAnsiTheme="majorHAnsi" w:cstheme="majorBidi"/>
+      <w:rFonts w:ascii="Times New Roman" w:hAnsi="Times New Roman" w:eastAsia="Times New Roman" w:cs="Times New Roman"/>
       <w:color w:val="17365D" w:themeColor="text2" w:themeShade="BF"/>
       <w:spacing w:val="5"/>
       <w:kern w:val="28"/>
@@ -1341,7 +1039,7 @@
       </w:numPr>
     </w:pPr>
     <w:rPr>
-      <w:rFonts w:asciiTheme="majorHAnsi" w:eastAsiaTheme="majorEastAsia" w:hAnsiTheme="majorHAnsi" w:cstheme="majorBidi"/>
+      <w:rFonts w:ascii="Times New Roman" w:hAnsi="Times New Roman" w:eastAsia="Times New Roman" w:cs="Times New Roman"/>
       <w:i/>
       <w:iCs/>
       <w:color w:val="4F81BD" w:themeColor="accent1"/>
@@ -1357,7 +1055,7 @@
     <w:uiPriority w:val="11"/>
     <w:rsid w:val="00FC693F"/>
     <w:rPr>
-      <w:rFonts w:asciiTheme="majorHAnsi" w:eastAsiaTheme="majorEastAsia" w:hAnsiTheme="majorHAnsi" w:cstheme="majorBidi"/>
+      <w:rFonts w:ascii="Times New Roman" w:hAnsi="Times New Roman" w:eastAsia="Times New Roman" w:cs="Times New Roman"/>
       <w:i/>
       <w:iCs/>
       <w:color w:val="4F81BD" w:themeColor="accent1"/>
@@ -1604,7 +1302,7 @@
       </w:tabs>
     </w:pPr>
     <w:rPr>
-      <w:rFonts w:ascii="Courier" w:hAnsi="Courier"/>
+      <w:rFonts w:ascii="Times New Roman" w:hAnsi="Times New Roman" w:eastAsia="Times New Roman" w:cs="Times New Roman"/>
       <w:sz w:val="20"/>
       <w:szCs w:val="20"/>
     </w:rPr>
@@ -1616,7 +1314,7 @@
     <w:uiPriority w:val="99"/>
     <w:rsid w:val="0029639D"/>
     <w:rPr>
-      <w:rFonts w:ascii="Courier" w:hAnsi="Courier"/>
+      <w:rFonts w:ascii="Times New Roman" w:hAnsi="Times New Roman" w:eastAsia="Times New Roman" w:cs="Times New Roman"/>
       <w:sz w:val="20"/>
       <w:szCs w:val="20"/>
     </w:rPr>
@@ -1655,7 +1353,7 @@
     <w:semiHidden/>
     <w:rsid w:val="00FC693F"/>
     <w:rPr>
-      <w:rFonts w:asciiTheme="majorHAnsi" w:eastAsiaTheme="majorEastAsia" w:hAnsiTheme="majorHAnsi" w:cstheme="majorBidi"/>
+      <w:rFonts w:ascii="Times New Roman" w:hAnsi="Times New Roman" w:eastAsia="Times New Roman" w:cs="Times New Roman"/>
       <w:b/>
       <w:bCs/>
       <w:i/>
@@ -1671,7 +1369,7 @@
     <w:semiHidden/>
     <w:rsid w:val="00FC693F"/>
     <w:rPr>
-      <w:rFonts w:asciiTheme="majorHAnsi" w:eastAsiaTheme="majorEastAsia" w:hAnsiTheme="majorHAnsi" w:cstheme="majorBidi"/>
+      <w:rFonts w:ascii="Times New Roman" w:hAnsi="Times New Roman" w:eastAsia="Times New Roman" w:cs="Times New Roman"/>
       <w:color w:val="243F60" w:themeColor="accent1" w:themeShade="7F"/>
     </w:rPr>
   </w:style>
@@ -1683,7 +1381,7 @@
     <w:semiHidden/>
     <w:rsid w:val="00FC693F"/>
     <w:rPr>
-      <w:rFonts w:asciiTheme="majorHAnsi" w:eastAsiaTheme="majorEastAsia" w:hAnsiTheme="majorHAnsi" w:cstheme="majorBidi"/>
+      <w:rFonts w:ascii="Times New Roman" w:hAnsi="Times New Roman" w:eastAsia="Times New Roman" w:cs="Times New Roman"/>
       <w:i/>
       <w:iCs/>
       <w:color w:val="243F60" w:themeColor="accent1" w:themeShade="7F"/>
@@ -1697,7 +1395,7 @@
     <w:semiHidden/>
     <w:rsid w:val="00FC693F"/>
     <w:rPr>
-      <w:rFonts w:asciiTheme="majorHAnsi" w:eastAsiaTheme="majorEastAsia" w:hAnsiTheme="majorHAnsi" w:cstheme="majorBidi"/>
+      <w:rFonts w:ascii="Times New Roman" w:hAnsi="Times New Roman" w:eastAsia="Times New Roman" w:cs="Times New Roman"/>
       <w:i/>
       <w:iCs/>
       <w:color w:val="404040" w:themeColor="text1" w:themeTint="BF"/>
@@ -1711,7 +1409,7 @@
     <w:semiHidden/>
     <w:rsid w:val="00FC693F"/>
     <w:rPr>
-      <w:rFonts w:asciiTheme="majorHAnsi" w:eastAsiaTheme="majorEastAsia" w:hAnsiTheme="majorHAnsi" w:cstheme="majorBidi"/>
+      <w:rFonts w:ascii="Times New Roman" w:hAnsi="Times New Roman" w:eastAsia="Times New Roman" w:cs="Times New Roman"/>
       <w:color w:val="4F81BD" w:themeColor="accent1"/>
       <w:sz w:val="20"/>
       <w:szCs w:val="20"/>
@@ -1725,7 +1423,7 @@
     <w:semiHidden/>
     <w:rsid w:val="00FC693F"/>
     <w:rPr>
-      <w:rFonts w:asciiTheme="majorHAnsi" w:eastAsiaTheme="majorEastAsia" w:hAnsiTheme="majorHAnsi" w:cstheme="majorBidi"/>
+      <w:rFonts w:ascii="Times New Roman" w:hAnsi="Times New Roman" w:eastAsia="Times New Roman" w:cs="Times New Roman"/>
       <w:i/>
       <w:iCs/>
       <w:color w:val="404040" w:themeColor="text1" w:themeTint="BF"/>
@@ -3314,7 +3012,7 @@
         <w:spacing w:before="0" w:after="0" w:line="240" w:lineRule="auto"/>
       </w:pPr>
       <w:rPr>
-        <w:rFonts w:asciiTheme="majorHAnsi" w:eastAsiaTheme="majorEastAsia" w:hAnsiTheme="majorHAnsi" w:cstheme="majorBidi"/>
+        <w:rFonts w:ascii="Times New Roman" w:hAnsi="Times New Roman" w:eastAsia="Times New Roman" w:cs="Times New Roman"/>
         <w:b/>
         <w:bCs/>
       </w:rPr>
@@ -3335,7 +3033,7 @@
         <w:spacing w:before="0" w:after="0" w:line="240" w:lineRule="auto"/>
       </w:pPr>
       <w:rPr>
-        <w:rFonts w:asciiTheme="majorHAnsi" w:eastAsiaTheme="majorEastAsia" w:hAnsiTheme="majorHAnsi" w:cstheme="majorBidi"/>
+        <w:rFonts w:ascii="Times New Roman" w:hAnsi="Times New Roman" w:eastAsia="Times New Roman" w:cs="Times New Roman"/>
         <w:b/>
         <w:bCs/>
       </w:rPr>
@@ -3353,14 +3051,14 @@
     </w:tblStylePr>
     <w:tblStylePr w:type="firstCol">
       <w:rPr>
-        <w:rFonts w:asciiTheme="majorHAnsi" w:eastAsiaTheme="majorEastAsia" w:hAnsiTheme="majorHAnsi" w:cstheme="majorBidi"/>
+        <w:rFonts w:ascii="Times New Roman" w:hAnsi="Times New Roman" w:eastAsia="Times New Roman" w:cs="Times New Roman"/>
         <w:b/>
         <w:bCs/>
       </w:rPr>
     </w:tblStylePr>
     <w:tblStylePr w:type="lastCol">
       <w:rPr>
-        <w:rFonts w:asciiTheme="majorHAnsi" w:eastAsiaTheme="majorEastAsia" w:hAnsiTheme="majorHAnsi" w:cstheme="majorBidi"/>
+        <w:rFonts w:ascii="Times New Roman" w:hAnsi="Times New Roman" w:eastAsia="Times New Roman" w:cs="Times New Roman"/>
         <w:b/>
         <w:bCs/>
       </w:rPr>
@@ -3444,7 +3142,7 @@
         <w:spacing w:before="0" w:after="0" w:line="240" w:lineRule="auto"/>
       </w:pPr>
       <w:rPr>
-        <w:rFonts w:asciiTheme="majorHAnsi" w:eastAsiaTheme="majorEastAsia" w:hAnsiTheme="majorHAnsi" w:cstheme="majorBidi"/>
+        <w:rFonts w:ascii="Times New Roman" w:hAnsi="Times New Roman" w:eastAsia="Times New Roman" w:cs="Times New Roman"/>
         <w:b/>
         <w:bCs/>
       </w:rPr>
@@ -3465,7 +3163,7 @@
         <w:spacing w:before="0" w:after="0" w:line="240" w:lineRule="auto"/>
       </w:pPr>
       <w:rPr>
-        <w:rFonts w:asciiTheme="majorHAnsi" w:eastAsiaTheme="majorEastAsia" w:hAnsiTheme="majorHAnsi" w:cstheme="majorBidi"/>
+        <w:rFonts w:ascii="Times New Roman" w:hAnsi="Times New Roman" w:eastAsia="Times New Roman" w:cs="Times New Roman"/>
         <w:b/>
         <w:bCs/>
       </w:rPr>
@@ -3483,14 +3181,14 @@
     </w:tblStylePr>
     <w:tblStylePr w:type="firstCol">
       <w:rPr>
-        <w:rFonts w:asciiTheme="majorHAnsi" w:eastAsiaTheme="majorEastAsia" w:hAnsiTheme="majorHAnsi" w:cstheme="majorBidi"/>
+        <w:rFonts w:ascii="Times New Roman" w:hAnsi="Times New Roman" w:eastAsia="Times New Roman" w:cs="Times New Roman"/>
         <w:b/>
         <w:bCs/>
       </w:rPr>
     </w:tblStylePr>
     <w:tblStylePr w:type="lastCol">
       <w:rPr>
-        <w:rFonts w:asciiTheme="majorHAnsi" w:eastAsiaTheme="majorEastAsia" w:hAnsiTheme="majorHAnsi" w:cstheme="majorBidi"/>
+        <w:rFonts w:ascii="Times New Roman" w:hAnsi="Times New Roman" w:eastAsia="Times New Roman" w:cs="Times New Roman"/>
         <w:b/>
         <w:bCs/>
       </w:rPr>
@@ -3574,7 +3272,7 @@
         <w:spacing w:before="0" w:after="0" w:line="240" w:lineRule="auto"/>
       </w:pPr>
       <w:rPr>
-        <w:rFonts w:asciiTheme="majorHAnsi" w:eastAsiaTheme="majorEastAsia" w:hAnsiTheme="majorHAnsi" w:cstheme="majorBidi"/>
+        <w:rFonts w:ascii="Times New Roman" w:hAnsi="Times New Roman" w:eastAsia="Times New Roman" w:cs="Times New Roman"/>
         <w:b/>
         <w:bCs/>
       </w:rPr>
@@ -3595,7 +3293,7 @@
         <w:spacing w:before="0" w:after="0" w:line="240" w:lineRule="auto"/>
       </w:pPr>
       <w:rPr>
-        <w:rFonts w:asciiTheme="majorHAnsi" w:eastAsiaTheme="majorEastAsia" w:hAnsiTheme="majorHAnsi" w:cstheme="majorBidi"/>
+        <w:rFonts w:ascii="Times New Roman" w:hAnsi="Times New Roman" w:eastAsia="Times New Roman" w:cs="Times New Roman"/>
         <w:b/>
         <w:bCs/>
       </w:rPr>
@@ -3613,14 +3311,14 @@
     </w:tblStylePr>
     <w:tblStylePr w:type="firstCol">
       <w:rPr>
-        <w:rFonts w:asciiTheme="majorHAnsi" w:eastAsiaTheme="majorEastAsia" w:hAnsiTheme="majorHAnsi" w:cstheme="majorBidi"/>
+        <w:rFonts w:ascii="Times New Roman" w:hAnsi="Times New Roman" w:eastAsia="Times New Roman" w:cs="Times New Roman"/>
         <w:b/>
         <w:bCs/>
       </w:rPr>
     </w:tblStylePr>
     <w:tblStylePr w:type="lastCol">
       <w:rPr>
-        <w:rFonts w:asciiTheme="majorHAnsi" w:eastAsiaTheme="majorEastAsia" w:hAnsiTheme="majorHAnsi" w:cstheme="majorBidi"/>
+        <w:rFonts w:ascii="Times New Roman" w:hAnsi="Times New Roman" w:eastAsia="Times New Roman" w:cs="Times New Roman"/>
         <w:b/>
         <w:bCs/>
       </w:rPr>
@@ -3704,7 +3402,7 @@
         <w:spacing w:before="0" w:after="0" w:line="240" w:lineRule="auto"/>
       </w:pPr>
       <w:rPr>
-        <w:rFonts w:asciiTheme="majorHAnsi" w:eastAsiaTheme="majorEastAsia" w:hAnsiTheme="majorHAnsi" w:cstheme="majorBidi"/>
+        <w:rFonts w:ascii="Times New Roman" w:hAnsi="Times New Roman" w:eastAsia="Times New Roman" w:cs="Times New Roman"/>
         <w:b/>
         <w:bCs/>
       </w:rPr>
@@ -3725,7 +3423,7 @@
         <w:spacing w:before="0" w:after="0" w:line="240" w:lineRule="auto"/>
       </w:pPr>
       <w:rPr>
-        <w:rFonts w:asciiTheme="majorHAnsi" w:eastAsiaTheme="majorEastAsia" w:hAnsiTheme="majorHAnsi" w:cstheme="majorBidi"/>
+        <w:rFonts w:ascii="Times New Roman" w:hAnsi="Times New Roman" w:eastAsia="Times New Roman" w:cs="Times New Roman"/>
         <w:b/>
         <w:bCs/>
       </w:rPr>
@@ -3743,14 +3441,14 @@
     </w:tblStylePr>
     <w:tblStylePr w:type="firstCol">
       <w:rPr>
-        <w:rFonts w:asciiTheme="majorHAnsi" w:eastAsiaTheme="majorEastAsia" w:hAnsiTheme="majorHAnsi" w:cstheme="majorBidi"/>
+        <w:rFonts w:ascii="Times New Roman" w:hAnsi="Times New Roman" w:eastAsia="Times New Roman" w:cs="Times New Roman"/>
         <w:b/>
         <w:bCs/>
       </w:rPr>
     </w:tblStylePr>
     <w:tblStylePr w:type="lastCol">
       <w:rPr>
-        <w:rFonts w:asciiTheme="majorHAnsi" w:eastAsiaTheme="majorEastAsia" w:hAnsiTheme="majorHAnsi" w:cstheme="majorBidi"/>
+        <w:rFonts w:ascii="Times New Roman" w:hAnsi="Times New Roman" w:eastAsia="Times New Roman" w:cs="Times New Roman"/>
         <w:b/>
         <w:bCs/>
       </w:rPr>
@@ -3834,7 +3532,7 @@
         <w:spacing w:before="0" w:after="0" w:line="240" w:lineRule="auto"/>
       </w:pPr>
       <w:rPr>
-        <w:rFonts w:asciiTheme="majorHAnsi" w:eastAsiaTheme="majorEastAsia" w:hAnsiTheme="majorHAnsi" w:cstheme="majorBidi"/>
+        <w:rFonts w:ascii="Times New Roman" w:hAnsi="Times New Roman" w:eastAsia="Times New Roman" w:cs="Times New Roman"/>
         <w:b/>
         <w:bCs/>
       </w:rPr>
@@ -3855,7 +3553,7 @@
         <w:spacing w:before="0" w:after="0" w:line="240" w:lineRule="auto"/>
       </w:pPr>
       <w:rPr>
-        <w:rFonts w:asciiTheme="majorHAnsi" w:eastAsiaTheme="majorEastAsia" w:hAnsiTheme="majorHAnsi" w:cstheme="majorBidi"/>
+        <w:rFonts w:ascii="Times New Roman" w:hAnsi="Times New Roman" w:eastAsia="Times New Roman" w:cs="Times New Roman"/>
         <w:b/>
         <w:bCs/>
       </w:rPr>
@@ -3873,14 +3571,14 @@
     </w:tblStylePr>
     <w:tblStylePr w:type="firstCol">
       <w:rPr>
-        <w:rFonts w:asciiTheme="majorHAnsi" w:eastAsiaTheme="majorEastAsia" w:hAnsiTheme="majorHAnsi" w:cstheme="majorBidi"/>
+        <w:rFonts w:ascii="Times New Roman" w:hAnsi="Times New Roman" w:eastAsia="Times New Roman" w:cs="Times New Roman"/>
         <w:b/>
         <w:bCs/>
       </w:rPr>
     </w:tblStylePr>
     <w:tblStylePr w:type="lastCol">
       <w:rPr>
-        <w:rFonts w:asciiTheme="majorHAnsi" w:eastAsiaTheme="majorEastAsia" w:hAnsiTheme="majorHAnsi" w:cstheme="majorBidi"/>
+        <w:rFonts w:ascii="Times New Roman" w:hAnsi="Times New Roman" w:eastAsia="Times New Roman" w:cs="Times New Roman"/>
         <w:b/>
         <w:bCs/>
       </w:rPr>
@@ -3964,7 +3662,7 @@
         <w:spacing w:before="0" w:after="0" w:line="240" w:lineRule="auto"/>
       </w:pPr>
       <w:rPr>
-        <w:rFonts w:asciiTheme="majorHAnsi" w:eastAsiaTheme="majorEastAsia" w:hAnsiTheme="majorHAnsi" w:cstheme="majorBidi"/>
+        <w:rFonts w:ascii="Times New Roman" w:hAnsi="Times New Roman" w:eastAsia="Times New Roman" w:cs="Times New Roman"/>
         <w:b/>
         <w:bCs/>
       </w:rPr>
@@ -3985,7 +3683,7 @@
         <w:spacing w:before="0" w:after="0" w:line="240" w:lineRule="auto"/>
       </w:pPr>
       <w:rPr>
-        <w:rFonts w:asciiTheme="majorHAnsi" w:eastAsiaTheme="majorEastAsia" w:hAnsiTheme="majorHAnsi" w:cstheme="majorBidi"/>
+        <w:rFonts w:ascii="Times New Roman" w:hAnsi="Times New Roman" w:eastAsia="Times New Roman" w:cs="Times New Roman"/>
         <w:b/>
         <w:bCs/>
       </w:rPr>
@@ -4003,14 +3701,14 @@
     </w:tblStylePr>
     <w:tblStylePr w:type="firstCol">
       <w:rPr>
-        <w:rFonts w:asciiTheme="majorHAnsi" w:eastAsiaTheme="majorEastAsia" w:hAnsiTheme="majorHAnsi" w:cstheme="majorBidi"/>
+        <w:rFonts w:ascii="Times New Roman" w:hAnsi="Times New Roman" w:eastAsia="Times New Roman" w:cs="Times New Roman"/>
         <w:b/>
         <w:bCs/>
       </w:rPr>
     </w:tblStylePr>
     <w:tblStylePr w:type="lastCol">
       <w:rPr>
-        <w:rFonts w:asciiTheme="majorHAnsi" w:eastAsiaTheme="majorEastAsia" w:hAnsiTheme="majorHAnsi" w:cstheme="majorBidi"/>
+        <w:rFonts w:ascii="Times New Roman" w:hAnsi="Times New Roman" w:eastAsia="Times New Roman" w:cs="Times New Roman"/>
         <w:b/>
         <w:bCs/>
       </w:rPr>
@@ -4094,7 +3792,7 @@
         <w:spacing w:before="0" w:after="0" w:line="240" w:lineRule="auto"/>
       </w:pPr>
       <w:rPr>
-        <w:rFonts w:asciiTheme="majorHAnsi" w:eastAsiaTheme="majorEastAsia" w:hAnsiTheme="majorHAnsi" w:cstheme="majorBidi"/>
+        <w:rFonts w:ascii="Times New Roman" w:hAnsi="Times New Roman" w:eastAsia="Times New Roman" w:cs="Times New Roman"/>
         <w:b/>
         <w:bCs/>
       </w:rPr>
@@ -4115,7 +3813,7 @@
         <w:spacing w:before="0" w:after="0" w:line="240" w:lineRule="auto"/>
       </w:pPr>
       <w:rPr>
-        <w:rFonts w:asciiTheme="majorHAnsi" w:eastAsiaTheme="majorEastAsia" w:hAnsiTheme="majorHAnsi" w:cstheme="majorBidi"/>
+        <w:rFonts w:ascii="Times New Roman" w:hAnsi="Times New Roman" w:eastAsia="Times New Roman" w:cs="Times New Roman"/>
         <w:b/>
         <w:bCs/>
       </w:rPr>
@@ -4133,14 +3831,14 @@
     </w:tblStylePr>
     <w:tblStylePr w:type="firstCol">
       <w:rPr>
-        <w:rFonts w:asciiTheme="majorHAnsi" w:eastAsiaTheme="majorEastAsia" w:hAnsiTheme="majorHAnsi" w:cstheme="majorBidi"/>
+        <w:rFonts w:ascii="Times New Roman" w:hAnsi="Times New Roman" w:eastAsia="Times New Roman" w:cs="Times New Roman"/>
         <w:b/>
         <w:bCs/>
       </w:rPr>
     </w:tblStylePr>
     <w:tblStylePr w:type="lastCol">
       <w:rPr>
-        <w:rFonts w:asciiTheme="majorHAnsi" w:eastAsiaTheme="majorEastAsia" w:hAnsiTheme="majorHAnsi" w:cstheme="majorBidi"/>
+        <w:rFonts w:ascii="Times New Roman" w:hAnsi="Times New Roman" w:eastAsia="Times New Roman" w:cs="Times New Roman"/>
         <w:b/>
         <w:bCs/>
       </w:rPr>
@@ -6005,7 +5703,7 @@
     </w:tblPr>
     <w:tblStylePr w:type="firstRow">
       <w:rPr>
-        <w:rFonts w:asciiTheme="majorHAnsi" w:eastAsiaTheme="majorEastAsia" w:hAnsiTheme="majorHAnsi" w:cstheme="majorBidi"/>
+        <w:rFonts w:ascii="Times New Roman" w:hAnsi="Times New Roman" w:eastAsia="Times New Roman" w:cs="Times New Roman"/>
       </w:rPr>
       <w:tblPr/>
       <w:tcPr>
@@ -6089,7 +5787,7 @@
     </w:tblPr>
     <w:tblStylePr w:type="firstRow">
       <w:rPr>
-        <w:rFonts w:asciiTheme="majorHAnsi" w:eastAsiaTheme="majorEastAsia" w:hAnsiTheme="majorHAnsi" w:cstheme="majorBidi"/>
+        <w:rFonts w:ascii="Times New Roman" w:hAnsi="Times New Roman" w:eastAsia="Times New Roman" w:cs="Times New Roman"/>
       </w:rPr>
       <w:tblPr/>
       <w:tcPr>
@@ -6173,7 +5871,7 @@
     </w:tblPr>
     <w:tblStylePr w:type="firstRow">
       <w:rPr>
-        <w:rFonts w:asciiTheme="majorHAnsi" w:eastAsiaTheme="majorEastAsia" w:hAnsiTheme="majorHAnsi" w:cstheme="majorBidi"/>
+        <w:rFonts w:ascii="Times New Roman" w:hAnsi="Times New Roman" w:eastAsia="Times New Roman" w:cs="Times New Roman"/>
       </w:rPr>
       <w:tblPr/>
       <w:tcPr>
@@ -6257,7 +5955,7 @@
     </w:tblPr>
     <w:tblStylePr w:type="firstRow">
       <w:rPr>
-        <w:rFonts w:asciiTheme="majorHAnsi" w:eastAsiaTheme="majorEastAsia" w:hAnsiTheme="majorHAnsi" w:cstheme="majorBidi"/>
+        <w:rFonts w:ascii="Times New Roman" w:hAnsi="Times New Roman" w:eastAsia="Times New Roman" w:cs="Times New Roman"/>
       </w:rPr>
       <w:tblPr/>
       <w:tcPr>
@@ -6341,7 +6039,7 @@
     </w:tblPr>
     <w:tblStylePr w:type="firstRow">
       <w:rPr>
-        <w:rFonts w:asciiTheme="majorHAnsi" w:eastAsiaTheme="majorEastAsia" w:hAnsiTheme="majorHAnsi" w:cstheme="majorBidi"/>
+        <w:rFonts w:ascii="Times New Roman" w:hAnsi="Times New Roman" w:eastAsia="Times New Roman" w:cs="Times New Roman"/>
       </w:rPr>
       <w:tblPr/>
       <w:tcPr>
@@ -6425,7 +6123,7 @@
     </w:tblPr>
     <w:tblStylePr w:type="firstRow">
       <w:rPr>
-        <w:rFonts w:asciiTheme="majorHAnsi" w:eastAsiaTheme="majorEastAsia" w:hAnsiTheme="majorHAnsi" w:cstheme="majorBidi"/>
+        <w:rFonts w:ascii="Times New Roman" w:hAnsi="Times New Roman" w:eastAsia="Times New Roman" w:cs="Times New Roman"/>
       </w:rPr>
       <w:tblPr/>
       <w:tcPr>
@@ -6509,7 +6207,7 @@
     </w:tblPr>
     <w:tblStylePr w:type="firstRow">
       <w:rPr>
-        <w:rFonts w:asciiTheme="majorHAnsi" w:eastAsiaTheme="majorEastAsia" w:hAnsiTheme="majorHAnsi" w:cstheme="majorBidi"/>
+        <w:rFonts w:ascii="Times New Roman" w:hAnsi="Times New Roman" w:eastAsia="Times New Roman" w:cs="Times New Roman"/>
       </w:rPr>
       <w:tblPr/>
       <w:tcPr>
@@ -6574,7 +6272,7 @@
       <w:spacing w:after="0" w:line="240" w:lineRule="auto"/>
     </w:pPr>
     <w:rPr>
-      <w:rFonts w:asciiTheme="majorHAnsi" w:eastAsiaTheme="majorEastAsia" w:hAnsiTheme="majorHAnsi" w:cstheme="majorBidi"/>
+      <w:rFonts w:ascii="Times New Roman" w:hAnsi="Times New Roman" w:eastAsia="Times New Roman" w:cs="Times New Roman"/>
       <w:color w:val="000000" w:themeColor="text1"/>
     </w:rPr>
     <w:tblPr>
@@ -6702,7 +6400,7 @@
       <w:spacing w:after="0" w:line="240" w:lineRule="auto"/>
     </w:pPr>
     <w:rPr>
-      <w:rFonts w:asciiTheme="majorHAnsi" w:eastAsiaTheme="majorEastAsia" w:hAnsiTheme="majorHAnsi" w:cstheme="majorBidi"/>
+      <w:rFonts w:ascii="Times New Roman" w:hAnsi="Times New Roman" w:eastAsia="Times New Roman" w:cs="Times New Roman"/>
       <w:color w:val="000000" w:themeColor="text1"/>
     </w:rPr>
     <w:tblPr>
@@ -6830,7 +6528,7 @@
       <w:spacing w:after="0" w:line="240" w:lineRule="auto"/>
     </w:pPr>
     <w:rPr>
-      <w:rFonts w:asciiTheme="majorHAnsi" w:eastAsiaTheme="majorEastAsia" w:hAnsiTheme="majorHAnsi" w:cstheme="majorBidi"/>
+      <w:rFonts w:ascii="Times New Roman" w:hAnsi="Times New Roman" w:eastAsia="Times New Roman" w:cs="Times New Roman"/>
       <w:color w:val="000000" w:themeColor="text1"/>
     </w:rPr>
     <w:tblPr>
@@ -6958,7 +6656,7 @@
       <w:spacing w:after="0" w:line="240" w:lineRule="auto"/>
     </w:pPr>
     <w:rPr>
-      <w:rFonts w:asciiTheme="majorHAnsi" w:eastAsiaTheme="majorEastAsia" w:hAnsiTheme="majorHAnsi" w:cstheme="majorBidi"/>
+      <w:rFonts w:ascii="Times New Roman" w:hAnsi="Times New Roman" w:eastAsia="Times New Roman" w:cs="Times New Roman"/>
       <w:color w:val="000000" w:themeColor="text1"/>
     </w:rPr>
     <w:tblPr>
@@ -7086,7 +6784,7 @@
       <w:spacing w:after="0" w:line="240" w:lineRule="auto"/>
     </w:pPr>
     <w:rPr>
-      <w:rFonts w:asciiTheme="majorHAnsi" w:eastAsiaTheme="majorEastAsia" w:hAnsiTheme="majorHAnsi" w:cstheme="majorBidi"/>
+      <w:rFonts w:ascii="Times New Roman" w:hAnsi="Times New Roman" w:eastAsia="Times New Roman" w:cs="Times New Roman"/>
       <w:color w:val="000000" w:themeColor="text1"/>
     </w:rPr>
     <w:tblPr>
@@ -7214,7 +6912,7 @@
       <w:spacing w:after="0" w:line="240" w:lineRule="auto"/>
     </w:pPr>
     <w:rPr>
-      <w:rFonts w:asciiTheme="majorHAnsi" w:eastAsiaTheme="majorEastAsia" w:hAnsiTheme="majorHAnsi" w:cstheme="majorBidi"/>
+      <w:rFonts w:ascii="Times New Roman" w:hAnsi="Times New Roman" w:eastAsia="Times New Roman" w:cs="Times New Roman"/>
       <w:color w:val="000000" w:themeColor="text1"/>
     </w:rPr>
     <w:tblPr>
@@ -7342,7 +7040,7 @@
       <w:spacing w:after="0" w:line="240" w:lineRule="auto"/>
     </w:pPr>
     <w:rPr>
-      <w:rFonts w:asciiTheme="majorHAnsi" w:eastAsiaTheme="majorEastAsia" w:hAnsiTheme="majorHAnsi" w:cstheme="majorBidi"/>
+      <w:rFonts w:ascii="Times New Roman" w:hAnsi="Times New Roman" w:eastAsia="Times New Roman" w:cs="Times New Roman"/>
       <w:color w:val="000000" w:themeColor="text1"/>
     </w:rPr>
     <w:tblPr>
@@ -7981,7 +7679,7 @@
       <w:spacing w:after="0" w:line="240" w:lineRule="auto"/>
     </w:pPr>
     <w:rPr>
-      <w:rFonts w:asciiTheme="majorHAnsi" w:eastAsiaTheme="majorEastAsia" w:hAnsiTheme="majorHAnsi" w:cstheme="majorBidi"/>
+      <w:rFonts w:ascii="Times New Roman" w:hAnsi="Times New Roman" w:eastAsia="Times New Roman" w:cs="Times New Roman"/>
       <w:color w:val="000000" w:themeColor="text1"/>
     </w:rPr>
     <w:tblPr>
@@ -8106,7 +7804,7 @@
       <w:spacing w:after="0" w:line="240" w:lineRule="auto"/>
     </w:pPr>
     <w:rPr>
-      <w:rFonts w:asciiTheme="majorHAnsi" w:eastAsiaTheme="majorEastAsia" w:hAnsiTheme="majorHAnsi" w:cstheme="majorBidi"/>
+      <w:rFonts w:ascii="Times New Roman" w:hAnsi="Times New Roman" w:eastAsia="Times New Roman" w:cs="Times New Roman"/>
       <w:color w:val="000000" w:themeColor="text1"/>
     </w:rPr>
     <w:tblPr>
@@ -8231,7 +7929,7 @@
       <w:spacing w:after="0" w:line="240" w:lineRule="auto"/>
     </w:pPr>
     <w:rPr>
-      <w:rFonts w:asciiTheme="majorHAnsi" w:eastAsiaTheme="majorEastAsia" w:hAnsiTheme="majorHAnsi" w:cstheme="majorBidi"/>
+      <w:rFonts w:ascii="Times New Roman" w:hAnsi="Times New Roman" w:eastAsia="Times New Roman" w:cs="Times New Roman"/>
       <w:color w:val="000000" w:themeColor="text1"/>
     </w:rPr>
     <w:tblPr>
@@ -8356,7 +8054,7 @@
       <w:spacing w:after="0" w:line="240" w:lineRule="auto"/>
     </w:pPr>
     <w:rPr>
-      <w:rFonts w:asciiTheme="majorHAnsi" w:eastAsiaTheme="majorEastAsia" w:hAnsiTheme="majorHAnsi" w:cstheme="majorBidi"/>
+      <w:rFonts w:ascii="Times New Roman" w:hAnsi="Times New Roman" w:eastAsia="Times New Roman" w:cs="Times New Roman"/>
       <w:color w:val="000000" w:themeColor="text1"/>
     </w:rPr>
     <w:tblPr>
@@ -8481,7 +8179,7 @@
       <w:spacing w:after="0" w:line="240" w:lineRule="auto"/>
     </w:pPr>
     <w:rPr>
-      <w:rFonts w:asciiTheme="majorHAnsi" w:eastAsiaTheme="majorEastAsia" w:hAnsiTheme="majorHAnsi" w:cstheme="majorBidi"/>
+      <w:rFonts w:ascii="Times New Roman" w:hAnsi="Times New Roman" w:eastAsia="Times New Roman" w:cs="Times New Roman"/>
       <w:color w:val="000000" w:themeColor="text1"/>
     </w:rPr>
     <w:tblPr>
@@ -8606,7 +8304,7 @@
       <w:spacing w:after="0" w:line="240" w:lineRule="auto"/>
     </w:pPr>
     <w:rPr>
-      <w:rFonts w:asciiTheme="majorHAnsi" w:eastAsiaTheme="majorEastAsia" w:hAnsiTheme="majorHAnsi" w:cstheme="majorBidi"/>
+      <w:rFonts w:ascii="Times New Roman" w:hAnsi="Times New Roman" w:eastAsia="Times New Roman" w:cs="Times New Roman"/>
       <w:color w:val="000000" w:themeColor="text1"/>
     </w:rPr>
     <w:tblPr>
@@ -8731,7 +8429,7 @@
       <w:spacing w:after="0" w:line="240" w:lineRule="auto"/>
     </w:pPr>
     <w:rPr>
-      <w:rFonts w:asciiTheme="majorHAnsi" w:eastAsiaTheme="majorEastAsia" w:hAnsiTheme="majorHAnsi" w:cstheme="majorBidi"/>
+      <w:rFonts w:ascii="Times New Roman" w:hAnsi="Times New Roman" w:eastAsia="Times New Roman" w:cs="Times New Roman"/>
       <w:color w:val="000000" w:themeColor="text1"/>
     </w:rPr>
     <w:tblPr>
